--- a/sorular/Kim12_tema-2-Organik-Bilesikler-bolum-sonu-sorular.docx
+++ b/sorular/Kim12_tema-2-Organik-Bilesikler-bolum-sonu-sorular.docx
@@ -3855,7 +3855,7 @@
           <w:color w:val="FF0000"/>
           <w:lang w:val="tr-TR"/>
         </w:rPr>
-        <w:t xml:space="preserve">; numaralandırma karbonil grubuna küçük numara veren uçtan yapılmamış ve konum numarası yanlış yere yazılmıştır: bütan-2-on (bütanon).  c) CH</w:t>
+        <w:t xml:space="preserve">; numaralandırma karbonil grubuna küçük numara veren uçtan yapılmamış ve konum numarası yanlış yere yazılmıştır: bütanon (karbonil grubu yalnızca 2. karbonda bulunabildiği için konum numarası yazılmaz).  c) CH</w:t>
       </w:r>
       <w:r>
         <w:rPr>

--- a/sorular/Kim12_tema-2-Organik-Bilesikler-bolum-sonu-sorular.docx
+++ b/sorular/Kim12_tema-2-Organik-Bilesikler-bolum-sonu-sorular.docx
@@ -637,7 +637,7 @@
                 <w:rFonts w:ascii="Times New Roman" w:hAnsi="Times New Roman" w:cs="Times New Roman"/>
                 <w:lang w:val="tr-TR"/>
               </w:rPr>
-              <w:t xml:space="preserve">a) Alkan olanlar</w:t>
+              <w:t xml:space="preserve">a. Alkan olanlar</w:t>
             </w:r>
           </w:p>
         </w:tc>
@@ -676,7 +676,7 @@
                 <w:rFonts w:ascii="Times New Roman" w:hAnsi="Times New Roman" w:cs="Times New Roman"/>
                 <w:lang w:val="tr-TR"/>
               </w:rPr>
-              <w:t xml:space="preserve">b) Alken olanlar</w:t>
+              <w:t xml:space="preserve">b. Alken olanlar</w:t>
             </w:r>
           </w:p>
         </w:tc>
@@ -715,7 +715,7 @@
                 <w:rFonts w:ascii="Times New Roman" w:hAnsi="Times New Roman" w:cs="Times New Roman"/>
                 <w:lang w:val="tr-TR"/>
               </w:rPr>
-              <w:t xml:space="preserve">c) Alkin olanlar</w:t>
+              <w:t xml:space="preserve">c. Alkin olanlar</w:t>
             </w:r>
           </w:p>
         </w:tc>
@@ -754,7 +754,7 @@
                 <w:rFonts w:ascii="Times New Roman" w:hAnsi="Times New Roman" w:cs="Times New Roman"/>
                 <w:lang w:val="tr-TR"/>
               </w:rPr>
-              <w:t xml:space="preserve">ç) Sikloalkan ve sikloalken olanlar</w:t>
+              <w:t xml:space="preserve">ç. Sikloalkan ve sikloalken olanlar</w:t>
             </w:r>
           </w:p>
         </w:tc>
@@ -793,7 +793,7 @@
                 <w:rFonts w:ascii="Times New Roman" w:hAnsi="Times New Roman" w:cs="Times New Roman"/>
                 <w:lang w:val="tr-TR"/>
               </w:rPr>
-              <w:t xml:space="preserve">d) Aromatik olanlar</w:t>
+              <w:t xml:space="preserve">d. Aromatik olanlar</w:t>
             </w:r>
           </w:p>
         </w:tc>
@@ -832,7 +832,7 @@
                 <w:rFonts w:ascii="Times New Roman" w:hAnsi="Times New Roman" w:cs="Times New Roman"/>
                 <w:lang w:val="tr-TR"/>
               </w:rPr>
-              <w:t xml:space="preserve">e) Doymamış alifatik hidrokarbonlar</w:t>
+              <w:t xml:space="preserve">e. Doymamış alifatik hidrokarbonlar</w:t>
             </w:r>
           </w:p>
         </w:tc>
@@ -877,7 +877,7 @@
           <w:color w:val="FF0000"/>
           <w:lang w:val="tr-TR"/>
         </w:rPr>
-        <w:t xml:space="preserve">Cevap: a) 6 (hekzan)  b) 4 (2-metilbut-2-en)  c) 2 (pent-1-in)  ç) Sikloalkan: 1 (siklopentan); sikloalken: 5 (siklohekzen)  d) 3 (toluen)  e) 2, 4 ve 5</w:t>
+        <w:t xml:space="preserve">Cevap: a. 6 (hekzan)  b. 4 (2-metilbut-2-en)  c. 2 (pent-1-in)  ç. Sikloalkan: 1 (siklopentan); sikloalken: 5 (siklohekzen)  d. 3 (toluen)  e. 2, 4 ve 5</w:t>
       </w:r>
     </w:p>
     <w:p>
@@ -1207,7 +1207,7 @@
           <w:color w:val="FF0000"/>
           <w:lang w:val="tr-TR"/>
         </w:rPr>
-        <w:t xml:space="preserve">Cevap: a) 3-etil-2-metilpentan  b) 3-metilpent-2-en  c) 3,4-dimetilpent-1-in</w:t>
+        <w:t xml:space="preserve">Cevap: a. 3-etil-2-metilpentan  b. 3-metilpent-2-en  c. 3,4-dimetilpent-1-in</w:t>
       </w:r>
     </w:p>
     <w:p>
@@ -1547,7 +1547,7 @@
                 <w:rFonts w:ascii="Times New Roman" w:hAnsi="Times New Roman" w:cs="Times New Roman"/>
                 <w:lang w:val="tr-TR"/>
               </w:rPr>
-              <w:t xml:space="preserve">a) Zincir-dallanma izomeri</w:t>
+              <w:t xml:space="preserve">a. Zincir-dallanma izomeri</w:t>
             </w:r>
           </w:p>
         </w:tc>
@@ -1593,7 +1593,7 @@
                 <w:rFonts w:ascii="Times New Roman" w:hAnsi="Times New Roman" w:cs="Times New Roman"/>
                 <w:lang w:val="tr-TR"/>
               </w:rPr>
-              <w:t xml:space="preserve">b) Zincir-halka izomeri</w:t>
+              <w:t xml:space="preserve">b. Zincir-halka izomeri</w:t>
             </w:r>
           </w:p>
         </w:tc>
@@ -1639,7 +1639,7 @@
                 <w:rFonts w:ascii="Times New Roman" w:hAnsi="Times New Roman" w:cs="Times New Roman"/>
                 <w:lang w:val="tr-TR"/>
               </w:rPr>
-              <w:t xml:space="preserve">c) Konum izomeri</w:t>
+              <w:t xml:space="preserve">c. Konum izomeri</w:t>
             </w:r>
           </w:p>
         </w:tc>
@@ -1685,7 +1685,7 @@
                 <w:rFonts w:ascii="Times New Roman" w:hAnsi="Times New Roman" w:cs="Times New Roman"/>
                 <w:lang w:val="tr-TR"/>
               </w:rPr>
-              <w:t xml:space="preserve">ç) Cis-trans izomeri</w:t>
+              <w:t xml:space="preserve">ç. Cis-trans izomeri</w:t>
             </w:r>
           </w:p>
         </w:tc>
@@ -1731,7 +1731,7 @@
                 <w:rFonts w:ascii="Times New Roman" w:hAnsi="Times New Roman" w:cs="Times New Roman"/>
                 <w:lang w:val="tr-TR"/>
               </w:rPr>
-              <w:t xml:space="preserve">d) İzomer değildir.</w:t>
+              <w:t xml:space="preserve">d. İzomer değildir.</w:t>
             </w:r>
           </w:p>
         </w:tc>
@@ -2255,16 +2255,21 @@
     <w:p>
       <w:pPr>
         <w:pStyle w:val="ListParagraph"/>
-        <w:numPr>
-          <w:ilvl w:val="0"/>
-          <w:numId w:val="51"/>
-        </w:numPr>
+        <w:ind w:left="1080" w:hanging="360"/>
         <w:jc w:val="both"/>
         <w:rPr>
           <w:rFonts w:ascii="Times New Roman" w:hAnsi="Times New Roman" w:cs="Times New Roman"/>
           <w:lang w:val="tr-TR"/>
         </w:rPr>
       </w:pPr>
+      <w:r>
+        <w:rPr>
+          <w:rFonts w:ascii="Times New Roman" w:hAnsi="Times New Roman" w:cs="Times New Roman"/>
+          <w:lang w:val="tr-TR"/>
+        </w:rPr>
+        <w:t xml:space="preserve">a.</w:t>
+        <w:tab/>
+      </w:r>
       <w:r>
         <w:rPr>
           <w:rFonts w:ascii="Times New Roman" w:hAnsi="Times New Roman" w:cs="Times New Roman"/>
@@ -2276,16 +2281,21 @@
     <w:p>
       <w:pPr>
         <w:pStyle w:val="ListParagraph"/>
-        <w:numPr>
-          <w:ilvl w:val="0"/>
-          <w:numId w:val="51"/>
-        </w:numPr>
+        <w:ind w:left="1080" w:hanging="360"/>
         <w:jc w:val="both"/>
         <w:rPr>
           <w:rFonts w:ascii="Times New Roman" w:hAnsi="Times New Roman" w:cs="Times New Roman"/>
           <w:lang w:val="tr-TR"/>
         </w:rPr>
       </w:pPr>
+      <w:r>
+        <w:rPr>
+          <w:rFonts w:ascii="Times New Roman" w:hAnsi="Times New Roman" w:cs="Times New Roman"/>
+          <w:lang w:val="tr-TR"/>
+        </w:rPr>
+        <w:t xml:space="preserve">b.</w:t>
+        <w:tab/>
+      </w:r>
       <w:r>
         <w:rPr>
           <w:rFonts w:ascii="Times New Roman" w:hAnsi="Times New Roman" w:cs="Times New Roman"/>
@@ -2297,16 +2307,21 @@
     <w:p>
       <w:pPr>
         <w:pStyle w:val="ListParagraph"/>
-        <w:numPr>
-          <w:ilvl w:val="0"/>
-          <w:numId w:val="51"/>
-        </w:numPr>
+        <w:ind w:left="1080" w:hanging="360"/>
         <w:jc w:val="both"/>
         <w:rPr>
           <w:rFonts w:ascii="Times New Roman" w:hAnsi="Times New Roman" w:cs="Times New Roman"/>
           <w:lang w:val="tr-TR"/>
         </w:rPr>
       </w:pPr>
+      <w:r>
+        <w:rPr>
+          <w:rFonts w:ascii="Times New Roman" w:hAnsi="Times New Roman" w:cs="Times New Roman"/>
+          <w:lang w:val="tr-TR"/>
+        </w:rPr>
+        <w:t xml:space="preserve">c.</w:t>
+        <w:tab/>
+      </w:r>
       <w:r>
         <w:rPr>
           <w:rFonts w:ascii="Times New Roman" w:hAnsi="Times New Roman" w:cs="Times New Roman"/>
@@ -2381,7 +2396,7 @@
           <w:color w:val="FF0000"/>
           <w:lang w:val="tr-TR"/>
         </w:rPr>
-        <w:t xml:space="preserve">Cevap: a) but-1-en &gt; 2-metilbütan &gt; pentan &gt; hekzan (kaynama noktası düştükçe buhar basıncı artar).  b) İki bileşik de apolardır ve aralarında yalnızca London kuvvetleri etkindir. Dallanmış 2-metilbütan molekülleri küreye daha yakın olduğu için temas yüzeyleri küçüktür, London kuvvetleri zayıftır ve kaynama noktası daha düşüktür.  c) but-1-en</w:t>
+        <w:t xml:space="preserve">Cevap: a. but-1-en &gt; 2-metilbütan &gt; pentan &gt; hekzan (kaynama noktası düştükçe buhar basıncı artar).  b. İki bileşik de apolardır ve aralarında yalnızca London kuvvetleri etkindir. Dallanmış 2-metilbütan molekülleri küreye daha yakın olduğu için temas yüzeyleri küçüktür, London kuvvetleri zayıftır ve kaynama noktası daha düşüktür.  c. but-1-en</w:t>
       </w:r>
     </w:p>
     <w:p>
@@ -2721,7 +2736,7 @@
                 <w:rFonts w:ascii="Times New Roman" w:hAnsi="Times New Roman" w:cs="Times New Roman"/>
                 <w:lang w:val="tr-TR"/>
               </w:rPr>
-              <w:t xml:space="preserve">a) Alkol</w:t>
+              <w:t xml:space="preserve">a. Alkol</w:t>
             </w:r>
           </w:p>
         </w:tc>
@@ -2820,7 +2835,7 @@
                 <w:rFonts w:ascii="Times New Roman" w:hAnsi="Times New Roman" w:cs="Times New Roman"/>
                 <w:lang w:val="tr-TR"/>
               </w:rPr>
-              <w:t xml:space="preserve">b) Eter</w:t>
+              <w:t xml:space="preserve">b. Eter</w:t>
             </w:r>
           </w:p>
         </w:tc>
@@ -2911,7 +2926,7 @@
                 <w:rFonts w:ascii="Times New Roman" w:hAnsi="Times New Roman" w:cs="Times New Roman"/>
                 <w:lang w:val="tr-TR"/>
               </w:rPr>
-              <w:t xml:space="preserve">c) Aldehit</w:t>
+              <w:t xml:space="preserve">c. Aldehit</w:t>
             </w:r>
           </w:p>
         </w:tc>
@@ -2980,7 +2995,7 @@
                 <w:rFonts w:ascii="Times New Roman" w:hAnsi="Times New Roman" w:cs="Times New Roman"/>
                 <w:lang w:val="tr-TR"/>
               </w:rPr>
-              <w:t xml:space="preserve">ç) Keton</w:t>
+              <w:t xml:space="preserve">ç. Keton</w:t>
             </w:r>
           </w:p>
         </w:tc>
@@ -3049,7 +3064,7 @@
                 <w:rFonts w:ascii="Times New Roman" w:hAnsi="Times New Roman" w:cs="Times New Roman"/>
                 <w:lang w:val="tr-TR"/>
               </w:rPr>
-              <w:t xml:space="preserve">d) Karboksilik asit</w:t>
+              <w:t xml:space="preserve">d. Karboksilik asit</w:t>
             </w:r>
           </w:p>
         </w:tc>
@@ -3140,7 +3155,7 @@
                 <w:rFonts w:ascii="Times New Roman" w:hAnsi="Times New Roman" w:cs="Times New Roman"/>
                 <w:lang w:val="tr-TR"/>
               </w:rPr>
-              <w:t xml:space="preserve">e) Ester</w:t>
+              <w:t xml:space="preserve">e. Ester</w:t>
             </w:r>
           </w:p>
         </w:tc>
@@ -3203,7 +3218,7 @@
           <w:rFonts w:ascii="Times New Roman" w:hAnsi="Times New Roman" w:cs="Times New Roman"/>
           <w:lang w:val="tr-TR"/>
         </w:rPr>
-        <w:t xml:space="preserve">a) CH</w:t>
+        <w:t xml:space="preserve">a. CH</w:t>
       </w:r>
       <w:r>
         <w:rPr>
@@ -3280,7 +3295,7 @@
           <w:rFonts w:ascii="Times New Roman" w:hAnsi="Times New Roman" w:cs="Times New Roman"/>
           <w:lang w:val="tr-TR"/>
         </w:rPr>
-        <w:t xml:space="preserve">b) CH</w:t>
+        <w:t xml:space="preserve">b. CH</w:t>
       </w:r>
       <w:r>
         <w:rPr>
@@ -3365,7 +3380,7 @@
           <w:rFonts w:ascii="Times New Roman" w:hAnsi="Times New Roman" w:cs="Times New Roman"/>
           <w:lang w:val="tr-TR"/>
         </w:rPr>
-        <w:t xml:space="preserve">c) CH</w:t>
+        <w:t xml:space="preserve">c. CH</w:t>
       </w:r>
       <w:r>
         <w:rPr>
@@ -3450,7 +3465,7 @@
           <w:rFonts w:ascii="Times New Roman" w:hAnsi="Times New Roman" w:cs="Times New Roman"/>
           <w:lang w:val="tr-TR"/>
         </w:rPr>
-        <w:t xml:space="preserve">ç) HO–CH</w:t>
+        <w:t xml:space="preserve">ç. HO–CH</w:t>
       </w:r>
       <w:r>
         <w:rPr>
@@ -3512,7 +3527,7 @@
           <w:rFonts w:ascii="Times New Roman" w:hAnsi="Times New Roman" w:cs="Times New Roman"/>
           <w:lang w:val="tr-TR"/>
         </w:rPr>
-        <w:t xml:space="preserve">d) CH</w:t>
+        <w:t xml:space="preserve">d. CH</w:t>
       </w:r>
       <w:r>
         <w:rPr>
@@ -3634,7 +3649,7 @@
           <w:color w:val="FF0000"/>
           <w:lang w:val="tr-TR"/>
         </w:rPr>
-        <w:t xml:space="preserve">Cevap: a) 3-metilpentanal  b) 2-metilhekzan-3-on  c) propil propanoat  ç) 4-hidroksibütanoik asit  d) 2-etoksipropan</w:t>
+        <w:t xml:space="preserve">Cevap: a. 3-metilpentanal  b. 2-metilhekzan-3-on  c. propil propanoat  ç. 4-hidroksibütanoik asit  d. 2-etoksipropan</w:t>
       </w:r>
     </w:p>
     <w:p>
@@ -3667,7 +3682,7 @@
           <w:rFonts w:ascii="Times New Roman" w:hAnsi="Times New Roman" w:cs="Times New Roman"/>
           <w:lang w:val="tr-TR"/>
         </w:rPr>
-        <w:t xml:space="preserve">a) 1-metilbütan-1-ol        b) 3-bütanon        c) 2-etilpropanal</w:t>
+        <w:t xml:space="preserve">a. 1-metilbütan-1-ol        b. 3-bütanon        c. 2-etilpropanal</w:t>
       </w:r>
     </w:p>
     <w:p>
@@ -3736,7 +3751,7 @@
           <w:color w:val="FF0000"/>
           <w:lang w:val="tr-TR"/>
         </w:rPr>
-        <w:t xml:space="preserve">Cevap: a) CH</w:t>
+        <w:t xml:space="preserve">Cevap: a. CH</w:t>
       </w:r>
       <w:r>
         <w:rPr>
@@ -3804,7 +3819,7 @@
           <w:color w:val="FF0000"/>
           <w:lang w:val="tr-TR"/>
         </w:rPr>
-        <w:t xml:space="preserve">; –OH grubunu taşıyan en uzun zincir seçilmemiştir: pentan-2-ol.  b) CH</w:t>
+        <w:t xml:space="preserve">; –OH grubunu taşıyan en uzun zincir seçilmemiştir: pentan-2-ol.  b. CH</w:t>
       </w:r>
       <w:r>
         <w:rPr>
@@ -3855,7 +3870,7 @@
           <w:color w:val="FF0000"/>
           <w:lang w:val="tr-TR"/>
         </w:rPr>
-        <w:t xml:space="preserve">; numaralandırma karbonil grubuna küçük numara veren uçtan yapılmamış ve konum numarası yanlış yere yazılmıştır: bütanon (karbonil grubu yalnızca 2. karbonda bulunabildiği için konum numarası yazılmaz).  c) CH</w:t>
+        <w:t xml:space="preserve">; numaralandırma karbonil grubuna küçük numara veren uçtan yapılmamış ve konum numarası yanlış yere yazılmıştır: bütanon (karbonil grubu yalnızca 2. karbonda bulunabildiği için konum numarası yazılmaz).  c. CH</w:t>
       </w:r>
       <w:r>
         <w:rPr>
@@ -4325,16 +4340,21 @@
     <w:p>
       <w:pPr>
         <w:pStyle w:val="ListParagraph"/>
-        <w:numPr>
-          <w:ilvl w:val="0"/>
-          <w:numId w:val="52"/>
-        </w:numPr>
+        <w:ind w:left="1080" w:hanging="360"/>
         <w:jc w:val="both"/>
         <w:rPr>
           <w:rFonts w:ascii="Times New Roman" w:hAnsi="Times New Roman" w:cs="Times New Roman"/>
           <w:lang w:val="tr-TR"/>
         </w:rPr>
       </w:pPr>
+      <w:r>
+        <w:rPr>
+          <w:rFonts w:ascii="Times New Roman" w:hAnsi="Times New Roman" w:cs="Times New Roman"/>
+          <w:lang w:val="tr-TR"/>
+        </w:rPr>
+        <w:t xml:space="preserve">a.</w:t>
+        <w:tab/>
+      </w:r>
       <w:r>
         <w:rPr>
           <w:rFonts w:ascii="Times New Roman" w:hAnsi="Times New Roman" w:cs="Times New Roman"/>
@@ -4361,16 +4381,21 @@
     <w:p>
       <w:pPr>
         <w:pStyle w:val="ListParagraph"/>
-        <w:numPr>
-          <w:ilvl w:val="0"/>
-          <w:numId w:val="52"/>
-        </w:numPr>
+        <w:ind w:left="1080" w:hanging="360"/>
         <w:jc w:val="both"/>
         <w:rPr>
           <w:rFonts w:ascii="Times New Roman" w:hAnsi="Times New Roman" w:cs="Times New Roman"/>
           <w:lang w:val="tr-TR"/>
         </w:rPr>
       </w:pPr>
+      <w:r>
+        <w:rPr>
+          <w:rFonts w:ascii="Times New Roman" w:hAnsi="Times New Roman" w:cs="Times New Roman"/>
+          <w:lang w:val="tr-TR"/>
+        </w:rPr>
+        <w:t xml:space="preserve">b.</w:t>
+        <w:tab/>
+      </w:r>
       <w:r>
         <w:rPr>
           <w:rFonts w:ascii="Times New Roman" w:hAnsi="Times New Roman" w:cs="Times New Roman"/>
@@ -4397,16 +4422,21 @@
     <w:p>
       <w:pPr>
         <w:pStyle w:val="ListParagraph"/>
-        <w:numPr>
-          <w:ilvl w:val="0"/>
-          <w:numId w:val="52"/>
-        </w:numPr>
+        <w:ind w:left="1080" w:hanging="360"/>
         <w:jc w:val="both"/>
         <w:rPr>
           <w:rFonts w:ascii="Times New Roman" w:hAnsi="Times New Roman" w:cs="Times New Roman"/>
           <w:lang w:val="tr-TR"/>
         </w:rPr>
       </w:pPr>
+      <w:r>
+        <w:rPr>
+          <w:rFonts w:ascii="Times New Roman" w:hAnsi="Times New Roman" w:cs="Times New Roman"/>
+          <w:lang w:val="tr-TR"/>
+        </w:rPr>
+        <w:t xml:space="preserve">c.</w:t>
+        <w:tab/>
+      </w:r>
       <w:r>
         <w:rPr>
           <w:rFonts w:ascii="Times New Roman" w:hAnsi="Times New Roman" w:cs="Times New Roman"/>
@@ -4465,7 +4495,7 @@
           <w:color w:val="FF0000"/>
           <w:lang w:val="tr-TR"/>
         </w:rPr>
-        <w:t xml:space="preserve">Cevap: a) 2C</w:t>
+        <w:t xml:space="preserve">Cevap: a. 2C</w:t>
       </w:r>
       <w:r>
         <w:rPr>
@@ -4618,7 +4648,7 @@
           <w:color w:val="FF0000"/>
           <w:lang w:val="tr-TR"/>
         </w:rPr>
-        <w:t xml:space="preserve">) = 8,0 · 44 = 352 g.  b) n(CH</w:t>
+        <w:t xml:space="preserve">) = 8,0 · 44 = 352 g.  b. n(CH</w:t>
       </w:r>
       <w:r>
         <w:rPr>
@@ -4669,7 +4699,7 @@
           <w:color w:val="FF0000"/>
           <w:lang w:val="tr-TR"/>
         </w:rPr>
-        <w:t xml:space="preserve">) ≈ 6,465 · 44 ≈ 284 g (bütana göre yaklaşık %19 daha az).  c) Metanda H/C oranı 4, bütanda 2,5’tir. H/C oranı yüksek olan yakıtta açığa çıkan enerjinin daha büyük kısmı suyun oluşumundan geldiği için aynı enerji başına daha az CO</w:t>
+        <w:t xml:space="preserve">) ≈ 6,465 · 44 ≈ 284 g (bütana göre yaklaşık %19 daha az).  c. Metanda H/C oranı 4, bütanda 2,5’tir. H/C oranı yüksek olan yakıtta açığa çıkan enerjinin daha büyük kısmı suyun oluşumundan geldiği için aynı enerji başına daha az CO</w:t>
       </w:r>
       <w:r>
         <w:rPr>
